--- a/최종교재/27장_모바일_대응.docx
+++ b/최종교재/27장_모바일_대응.docx
@@ -242,16 +242,8 @@
         <w:ind w:left="259"/>
       </w:pPr>
       <w:r>
-        <w:t xml:space="preserve">1. </w:t>
-      </w:r>
-      <w:r>
-        <w:rPr>
-          <w:b w:val="0"/>
-          <w:i w:val="0"/>
-          <w:strike w:val="0"/>
-          <w:color w:val="000000"/>
-        </w:rPr>
-        <w:t>브라우저에서 ++f12++ 를 눌러 개발자도구를 엽니다.</w:t>
+        <w:rPr/>
+        <w:t>1. 브라우저에서 F12 를 눌러 개발자도구를 엽니다.</w:t>
       </w:r>
     </w:p>
     <w:p>
@@ -259,17 +251,8 @@
         <w:ind w:left="259"/>
       </w:pPr>
       <w:r>
-        <w:t xml:space="preserve">2. </w:t>
-      </w:r>
-      <w:r>
-        <w:rPr>
-          <w:rFonts w:ascii="Segoe UI Emoji" w:hAnsi="Segoe UI Emoji" w:eastAsia="맑은 고딕"/>
-          <w:b w:val="0"/>
-          <w:i w:val="0"/>
-          <w:strike w:val="0"/>
-          <w:color w:val="000000"/>
-        </w:rPr>
-        <w:t>개발자도구 왼쪽 위, 화살표 아이콘 옆의 📱 모양 아이콘(기기 툴바 전환)을 클릭합니다. 단축키는 ++ctrl+shift+m++ 입니다.</w:t>
+        <w:rPr/>
+        <w:t>2. 개발자도구 왼쪽 위, 화살표 아이콘 옆의 📱 모양 아이콘(기기 툴바 전환)을 클릭합니다. 단축키는 Ctrl+Shift+M 입니다.</w:t>
       </w:r>
     </w:p>
     <w:p>
@@ -563,7 +546,24 @@
           <w:i w:val="0"/>
           <w:color w:val="000000"/>
         </w:rPr>
-        <w:t>이는 Vite가 프로젝트를 생성할 때 자동으로 뷰포트[^1] 관련 설정을 추가해 준 것입니다. 만약 이 줄이 없다면, 모바일 브라우저는 화면을 "이 페이지는 PC용이겠거니"하고 980픽셀 너비의 가상 화면에 페이지를 렌더링한 뒤 스마트폰 화면 크기에 맞춰 축소하여 표시하게 됩니다. 예전 웹사이트들에서 글자가 매우 작게 보이던 현상이 바로 이런 이유에서 발생하였습니다. 이 설정이 있어야 브라우저가 기기의 실제 화면 폭을 기준으로 페이지를 정상적으로 렌더링하며, 이후에 작성할 미디어쿼리도 의도한 대로 정상 작동하게 됩니다. 직접 작성한 코드는 아니지만, 개발 도구가 기본으로 제공하는 중요한 설정이므로 한 번 내용을 확인해 두시는 것이 좋습니다.</w:t>
+        <w:t>이는 Vite가 프로젝트를 생성할 때 자동으로 뷰포트</w:t>
+      </w:r>
+      <w:r>
+        <w:rPr>
+          <w:b w:val="0"/>
+          <w:i w:val="0"/>
+          <w:color w:val="000000"/>
+          <w:vertAlign w:val="superscript"/>
+        </w:rPr>
+        <w:t>1</w:t>
+      </w:r>
+      <w:r>
+        <w:rPr>
+          <w:b w:val="0"/>
+          <w:i w:val="0"/>
+          <w:color w:val="000000"/>
+        </w:rPr>
+        <w:t xml:space="preserve"> 관련 설정을 추가해 준 것입니다. 만약 이 줄이 없다면, 모바일 브라우저는 화면을 "이 페이지는 PC용이겠거니"하고 980픽셀 너비의 가상 화면에 페이지를 렌더링한 뒤 스마트폰 화면 크기에 맞춰 축소하여 표시하게 됩니다. 예전 웹사이트들에서 글자가 매우 작게 보이던 현상이 바로 이런 이유에서 발생하였습니다. 이 설정이 있어야 브라우저가 기기의 실제 화면 폭을 기준으로 페이지를 정상적으로 렌더링하며, 이후에 작성할 미디어쿼리도 의도한 대로 정상 작동하게 됩니다. 직접 작성한 코드는 아니지만, 개발 도구가 기본으로 제공하는 중요한 설정이므로 한 번 내용을 확인해 두시는 것이 좋습니다.</w:t>
       </w:r>
     </w:p>
     <w:p>
@@ -662,7 +662,24 @@
           <w:i w:val="0"/>
           <w:color w:val="000000"/>
         </w:rPr>
-        <w:t>는 CSS에 조건을 지정하는 문법입니다. 예를 들어 화면 폭이 640픽셀 이하일 경우에만 중괄호 안의 스타일 규칙을 적용하고, 넓은 화면에서는 해당 규칙을 적용하지 않는 것처럼 처리할 수 있습니다. 이때 기준이 되는 640px과 같은 값을 브레이크포인트[^2]라고 부르며, 레이아웃의 배치 방식이 전환되는 지점을 의미합니다. 대부분의 스마트폰 화면 폭은 360~430px이며, 태블릿 세로 화면은 768px 내외이므로, 640px을 기준으로 설정하면 스마트폰에서는 모바일용 배치가 적용되고, 태블릿 이상의 화면에서는 기존 PC용 배치를 그대로 사용할 수 있습니다.</w:t>
+        <w:t>는 CSS에 조건을 지정하는 문법입니다. 예를 들어 화면 폭이 640픽셀 이하일 경우에만 중괄호 안의 스타일 규칙을 적용하고, 넓은 화면에서는 해당 규칙을 적용하지 않는 것처럼 처리할 수 있습니다. 이때 기준이 되는 640px과 같은 값을 브레이크포인트</w:t>
+      </w:r>
+      <w:r>
+        <w:rPr>
+          <w:b w:val="0"/>
+          <w:i w:val="0"/>
+          <w:color w:val="000000"/>
+          <w:vertAlign w:val="superscript"/>
+        </w:rPr>
+        <w:t>2</w:t>
+      </w:r>
+      <w:r>
+        <w:rPr>
+          <w:b w:val="0"/>
+          <w:i w:val="0"/>
+          <w:color w:val="000000"/>
+        </w:rPr>
+        <w:t>라고 부르며, 레이아웃의 배치 방식이 전환되는 지점을 의미합니다. 대부분의 스마트폰 화면 폭은 360~430px이며, 태블릿 세로 화면은 768px 내외이므로, 640px을 기준으로 설정하면 스마트폰에서는 모바일용 배치가 적용되고, 태블릿 이상의 화면에서는 기존 PC용 배치를 그대로 사용할 수 있습니다.</w:t>
       </w:r>
     </w:p>
     <w:p>
@@ -851,165 +868,8 @@
         <w:ind w:left="259"/>
       </w:pPr>
       <w:r>
-        <w:t xml:space="preserve">• </w:t>
-      </w:r>
-      <w:r>
-        <w:rPr>
-          <w:rFonts w:ascii="Consolas" w:hAnsi="Consolas"/>
-          <w:b w:val="0"/>
-          <w:i w:val="0"/>
-          <w:strike w:val="0"/>
-          <w:color w:val="000000"/>
-          <w:sz w:val="17"/>
-        </w:rPr>
-        <w:t>:root { --sidebar-w: 84vw; }</w:t>
-      </w:r>
-      <w:r>
-        <w:rPr>
-          <w:b w:val="0"/>
-          <w:i w:val="0"/>
-          <w:strike w:val="0"/>
-          <w:color w:val="000000"/>
-        </w:rPr>
-        <w:t xml:space="preserve"> — 우리 사이드바 폭은 처음부터 </w:t>
-      </w:r>
-      <w:r>
-        <w:rPr>
-          <w:rFonts w:ascii="Consolas" w:hAnsi="Consolas"/>
-          <w:b w:val="0"/>
-          <w:i w:val="0"/>
-          <w:strike w:val="0"/>
-          <w:color w:val="000000"/>
-          <w:sz w:val="17"/>
-        </w:rPr>
-        <w:t>--sidebar-w</w:t>
-      </w:r>
-      <w:r>
-        <w:rPr>
-          <w:b w:val="0"/>
-          <w:i w:val="0"/>
-          <w:strike w:val="0"/>
-          <w:color w:val="000000"/>
-        </w:rPr>
-        <w:t xml:space="preserve">라는 CSS 변수 하나로 관리돼 왔습니다. 그래서 모바일에서는 그 변수 값만 </w:t>
-      </w:r>
-      <w:r>
-        <w:rPr>
-          <w:rFonts w:ascii="Consolas" w:hAnsi="Consolas"/>
-          <w:b w:val="0"/>
-          <w:i w:val="0"/>
-          <w:strike w:val="0"/>
-          <w:color w:val="000000"/>
-          <w:sz w:val="17"/>
-        </w:rPr>
-        <w:t>84vw</w:t>
-      </w:r>
-      <w:r>
-        <w:rPr>
-          <w:b w:val="0"/>
-          <w:i w:val="0"/>
-          <w:strike w:val="0"/>
-          <w:color w:val="000000"/>
-        </w:rPr>
-        <w:t>로 바꿔치기하면, 이 변수를 쓰는 모든 규칙(</w:t>
-      </w:r>
-      <w:r>
-        <w:rPr>
-          <w:rFonts w:ascii="Consolas" w:hAnsi="Consolas"/>
-          <w:b w:val="0"/>
-          <w:i w:val="0"/>
-          <w:strike w:val="0"/>
-          <w:color w:val="000000"/>
-          <w:sz w:val="17"/>
-        </w:rPr>
-        <w:t>width</w:t>
-      </w:r>
-      <w:r>
-        <w:rPr>
-          <w:b w:val="0"/>
-          <w:i w:val="0"/>
-          <w:strike w:val="0"/>
-          <w:color w:val="000000"/>
-        </w:rPr>
-        <w:t xml:space="preserve">, </w:t>
-      </w:r>
-      <w:r>
-        <w:rPr>
-          <w:rFonts w:ascii="Consolas" w:hAnsi="Consolas"/>
-          <w:b w:val="0"/>
-          <w:i w:val="0"/>
-          <w:strike w:val="0"/>
-          <w:color w:val="000000"/>
-          <w:sz w:val="17"/>
-        </w:rPr>
-        <w:t>min-width</w:t>
-      </w:r>
-      <w:r>
-        <w:rPr>
-          <w:b w:val="0"/>
-          <w:i w:val="0"/>
-          <w:strike w:val="0"/>
-          <w:color w:val="000000"/>
-        </w:rPr>
-        <w:t xml:space="preserve">, 잠시 뒤 볼 접기 규칙까지)이 한꺼번에 따라옵니다. </w:t>
-      </w:r>
-      <w:r>
-        <w:rPr>
-          <w:rFonts w:ascii="Consolas" w:hAnsi="Consolas"/>
-          <w:b w:val="0"/>
-          <w:i w:val="0"/>
-          <w:strike w:val="0"/>
-          <w:color w:val="000000"/>
-          <w:sz w:val="17"/>
-        </w:rPr>
-        <w:t>vw</w:t>
-      </w:r>
-      <w:r>
-        <w:rPr>
-          <w:b w:val="0"/>
-          <w:i w:val="0"/>
-          <w:strike w:val="0"/>
-          <w:color w:val="000000"/>
-        </w:rPr>
-        <w:t xml:space="preserve">는 viewport width의 약자로, </w:t>
-      </w:r>
-      <w:r>
-        <w:rPr>
-          <w:rFonts w:ascii="Consolas" w:hAnsi="Consolas"/>
-          <w:b w:val="0"/>
-          <w:i w:val="0"/>
-          <w:strike w:val="0"/>
-          <w:color w:val="000000"/>
-          <w:sz w:val="17"/>
-        </w:rPr>
-        <w:t>84vw</w:t>
-      </w:r>
-      <w:r>
-        <w:rPr>
-          <w:b w:val="0"/>
-          <w:i w:val="0"/>
-          <w:strike w:val="0"/>
-          <w:color w:val="000000"/>
-        </w:rPr>
-        <w:t xml:space="preserve">는 "화면 폭의 84%"입니다. 픽셀 고정값과 달리 어떤 폰에서든 오른쪽에 지도가 빼꼼 보일 만큼의 틈을 남겨 주죠. 값 하나만 바꿨는데 전체가 맞춰 움직인다 — </w:t>
-      </w:r>
-      <w:r>
-        <w:rPr>
-          <w:b w:val="0"/>
-          <w:i w:val="0"/>
-          <w:strike w:val="0"/>
-          <w:color w:val="000000"/>
-        </w:rPr>
-        <w:t>16장</w:t>
-      </w:r>
-      <w:r>
-        <w:rPr>
-          <w:b w:val="0"/>
-          <w:i w:val="0"/>
-          <w:strike w:val="0"/>
-          <w:color w:val="000000"/>
-        </w:rPr>
-        <w:t>에서 배운 "한 곳에서 관리"의 힘을 CSS에서 다시 확인하는 순간입니다.</w:t>
+        <w:rPr/>
+        <w:t>• :root { --sidebar-w: 84vw; } — 우리 사이드바 폭은 처음부터 --sidebar-w라는 CSS 변수 하나로 관리돼 왔습니다. 그래서 모바일에서는 그 변수 값만 84vw로 바꿔치기하면, 이 변수를 쓰는 모든 규칙(width, min-width, 잠시 뒤 볼 접기 규칙까지)이 한꺼번에 따라옵니다. vw는 viewport width의 약자로, 84vw는 "화면 폭의 84%"입니다. 픽셀 고정값과 달리 어떤 폰에서든 오른쪽에 지도가 빼꼼 보일 만큼의 틈을 남겨 주죠. 값 하나만 바꿨는데 전체가 맞춰 움직인다 — 20장에서 배운 "한 곳에서 관리"의 힘을 CSS에서 다시 확인하는 순간입니다.</w:t>
       </w:r>
     </w:p>
     <w:p>
@@ -1113,123 +973,8 @@
         <w:ind w:left="259"/>
       </w:pPr>
       <w:r>
-        <w:t xml:space="preserve">• </w:t>
-      </w:r>
-      <w:r>
-        <w:rPr>
-          <w:rFonts w:ascii="Consolas" w:hAnsi="Consolas"/>
-          <w:b w:val="0"/>
-          <w:i w:val="0"/>
-          <w:strike w:val="0"/>
-          <w:color w:val="000000"/>
-          <w:sz w:val="17"/>
-        </w:rPr>
-        <w:t>#detail-panel</w:t>
-      </w:r>
-      <w:r>
-        <w:rPr>
-          <w:b w:val="0"/>
-          <w:i w:val="0"/>
-          <w:strike w:val="0"/>
-          <w:color w:val="000000"/>
-        </w:rPr>
-        <w:t xml:space="preserve"> 규칙 — </w:t>
-      </w:r>
-      <w:r>
-        <w:rPr>
-          <w:b w:val="0"/>
-          <w:i w:val="0"/>
-          <w:strike w:val="0"/>
-          <w:color w:val="000000"/>
-        </w:rPr>
-        <w:t>23장</w:t>
-      </w:r>
-      <w:r>
-        <w:rPr>
-          <w:b w:val="0"/>
-          <w:i w:val="0"/>
-          <w:strike w:val="0"/>
-          <w:color w:val="000000"/>
-        </w:rPr>
-        <w:t xml:space="preserve">에서 만든 상세 패널은 PC에서 오른쪽 위에 280px 폭으로 떠 있었습니다. 모바일에서는 </w:t>
-      </w:r>
-      <w:r>
-        <w:rPr>
-          <w:rFonts w:ascii="Consolas" w:hAnsi="Consolas"/>
-          <w:b w:val="0"/>
-          <w:i w:val="0"/>
-          <w:strike w:val="0"/>
-          <w:color w:val="000000"/>
-          <w:sz w:val="17"/>
-        </w:rPr>
-        <w:t>left: 12px</w:t>
-      </w:r>
-      <w:r>
-        <w:rPr>
-          <w:b w:val="0"/>
-          <w:i w:val="0"/>
-          <w:strike w:val="0"/>
-          <w:color w:val="000000"/>
-        </w:rPr>
-        <w:t xml:space="preserve">과 </w:t>
-      </w:r>
-      <w:r>
-        <w:rPr>
-          <w:rFonts w:ascii="Consolas" w:hAnsi="Consolas"/>
-          <w:b w:val="0"/>
-          <w:i w:val="0"/>
-          <w:strike w:val="0"/>
-          <w:color w:val="000000"/>
-          <w:sz w:val="17"/>
-        </w:rPr>
-        <w:t>width: auto</w:t>
-      </w:r>
-      <w:r>
-        <w:rPr>
-          <w:b w:val="0"/>
-          <w:i w:val="0"/>
-          <w:strike w:val="0"/>
-          <w:color w:val="000000"/>
-        </w:rPr>
-        <w:t xml:space="preserve">로 좌우에 모두 붙여 넓게 펴고, </w:t>
-      </w:r>
-      <w:r>
-        <w:rPr>
-          <w:rFonts w:ascii="Consolas" w:hAnsi="Consolas"/>
-          <w:b w:val="0"/>
-          <w:i w:val="0"/>
-          <w:strike w:val="0"/>
-          <w:color w:val="000000"/>
-          <w:sz w:val="17"/>
-        </w:rPr>
-        <w:t>top: auto; bottom: 12px</w:t>
-      </w:r>
-      <w:r>
-        <w:rPr>
-          <w:b w:val="0"/>
-          <w:i w:val="0"/>
-          <w:strike w:val="0"/>
-          <w:color w:val="000000"/>
-        </w:rPr>
-        <w:t xml:space="preserve">으로 화면 아래에 내려 앉힙니다. 모바일 앱에서 흔히 보는 </w:t>
-      </w:r>
-      <w:r>
-        <w:rPr>
-          <w:b/>
-          <w:i w:val="0"/>
-          <w:strike w:val="0"/>
-          <w:color w:val="000000"/>
-        </w:rPr>
-        <w:t>바텀 시트</w:t>
-      </w:r>
-      <w:r>
-        <w:rPr>
-          <w:b w:val="0"/>
-          <w:i w:val="0"/>
-          <w:strike w:val="0"/>
-          <w:color w:val="000000"/>
-        </w:rPr>
-        <w:t xml:space="preserve"> 스타일이죠. 엄지손가락이 닿기 쉬운 아래쪽에 조작 UI를 두는 것은 모바일 UI의 오랜 관습입니다.</w:t>
+        <w:rPr/>
+        <w:t>• #detail-panel 규칙 — 27장에서 만든 상세 패널은 PC에서 오른쪽 위에 280px 폭으로 떠 있었습니다. 모바일에서는 left: 12px과 width: auto로 좌우에 모두 붙여 넓게 펴고, top: auto; bottom: 12px으로 화면 아래에 내려 앉힙니다. 모바일 앱에서 흔히 보는 바텀 시트 스타일이죠. 엄지손가락이 닿기 쉬운 아래쪽에 조작 UI를 두는 것은 모바일 UI의 오랜 관습입니다.</w:t>
       </w:r>
     </w:p>
     <w:p>
@@ -2509,7 +2254,6 @@
           <w:rFonts w:ascii="Consolas" w:hAnsi="Consolas"/>
           <w:b w:val="0"/>
           <w:i w:val="0"/>
-          <w:strike w:val="0"/>
           <w:color w:val="000000"/>
           <w:sz w:val="17"/>
         </w:rPr>
@@ -2519,7 +2263,6 @@
         <w:rPr>
           <w:b w:val="0"/>
           <w:i w:val="0"/>
-          <w:strike w:val="0"/>
           <w:color w:val="000000"/>
         </w:rPr>
         <w:t xml:space="preserve">도 짚어 둡니다. 지도 객체는 </w:t>
@@ -2529,7 +2272,6 @@
           <w:rFonts w:ascii="Consolas" w:hAnsi="Consolas"/>
           <w:b w:val="0"/>
           <w:i w:val="0"/>
-          <w:strike w:val="0"/>
           <w:color w:val="000000"/>
           <w:sz w:val="17"/>
         </w:rPr>
@@ -2539,17 +2281,15 @@
         <w:rPr>
           <w:b w:val="0"/>
           <w:i w:val="0"/>
-          <w:strike w:val="0"/>
-          <w:color w:val="000000"/>
-        </w:rPr>
-        <w:t xml:space="preserve">가 만들어서 갖고 있는데, </w:t>
+          <w:color w:val="000000"/>
+        </w:rPr>
+        <w:t xml:space="preserve">가 만들어 가지고 있는데, </w:t>
       </w:r>
       <w:r>
         <w:rPr>
           <w:rFonts w:ascii="Consolas" w:hAnsi="Consolas"/>
           <w:b w:val="0"/>
           <w:i w:val="0"/>
-          <w:strike w:val="0"/>
           <w:color w:val="000000"/>
           <w:sz w:val="17"/>
         </w:rPr>
@@ -2559,17 +2299,15 @@
         <w:rPr>
           <w:b w:val="0"/>
           <w:i w:val="0"/>
-          <w:strike w:val="0"/>
-          <w:color w:val="000000"/>
-        </w:rPr>
-        <w:t xml:space="preserve">에서도 그 지도에게 </w:t>
+          <w:color w:val="000000"/>
+        </w:rPr>
+        <w:t xml:space="preserve">에서도 그 객체의 </w:t>
       </w:r>
       <w:r>
         <w:rPr>
           <w:rFonts w:ascii="Consolas" w:hAnsi="Consolas"/>
           <w:b w:val="0"/>
           <w:i w:val="0"/>
-          <w:strike w:val="0"/>
           <w:color w:val="000000"/>
           <w:sz w:val="17"/>
         </w:rPr>
@@ -2579,17 +2317,15 @@
         <w:rPr>
           <w:b w:val="0"/>
           <w:i w:val="0"/>
-          <w:strike w:val="0"/>
-          <w:color w:val="000000"/>
-        </w:rPr>
-        <w:t xml:space="preserve">을 말해야 합니다. 그래서 </w:t>
+          <w:color w:val="000000"/>
+        </w:rPr>
+        <w:t xml:space="preserve">을 호출해야 합니다. 그래서 </w:t>
       </w:r>
       <w:r>
         <w:rPr>
           <w:rFonts w:ascii="Consolas" w:hAnsi="Consolas"/>
           <w:b w:val="0"/>
           <w:i w:val="0"/>
-          <w:strike w:val="0"/>
           <w:color w:val="000000"/>
           <w:sz w:val="17"/>
         </w:rPr>
@@ -2599,10 +2335,9 @@
         <w:rPr>
           <w:b w:val="0"/>
           <w:i w:val="0"/>
-          <w:strike w:val="0"/>
-          <w:color w:val="000000"/>
-        </w:rPr>
-        <w:t>가 지도를 만든 직후 전역 창문에 하나 걸어 둔 것이죠.</w:t>
+          <w:color w:val="000000"/>
+        </w:rPr>
+        <w:t>가 지도를 만든 직후 전역 객체에 등록해 둡니다.</w:t>
       </w:r>
     </w:p>
     <w:p>
@@ -3193,10 +2928,9 @@
         <w:rPr>
           <w:b w:val="0"/>
           <w:i w:val="0"/>
-          <w:strike w:val="0"/>
-          <w:color w:val="000000"/>
-        </w:rPr>
-        <w:t>이 장은 코드 양은 적었지만 "내 화면 밖의 사용자"를 처음으로 생각한 장입니다. 화면 폭이라는 조건에 CSS가 반응하게 만들고, CSS의 변화를 자바스크립트가 지도에게 통역해 주는 연결 고리까지 놓았습니다. 이제 이 앱은 어떤 화면에서 열려도 제 모습을 갖춥니다. 세상에 내보낼 준비가 끝났다는 뜻입니다.</w:t>
+          <w:color w:val="000000"/>
+        </w:rPr>
+        <w:t>이 장은 코드 양이 적었지만 "내 화면 밖의 사용자"를 처음으로 생각한 장입니다. 화면 폭에 따라 CSS가 달라지게 만들고, CSS의 변화를 자바스크립트가 지도에 알려 주는 연결 고리까지 놓았습니다. 이제 이 앱은 어떤 화면에서 열려도 제 모습을 갖춥니다. 남에게 보여 줄 준비가 끝났습니다.</w:t>
       </w:r>
     </w:p>
     <w:p>
@@ -3219,16 +2953,8 @@
         <w:ind w:left="259"/>
       </w:pPr>
       <w:r>
-        <w:t xml:space="preserve">• </w:t>
-      </w:r>
-      <w:r>
-        <w:rPr>
-          <w:b w:val="0"/>
-          <w:i w:val="0"/>
-          <w:strike w:val="0"/>
-          <w:color w:val="000000"/>
-        </w:rPr>
-        <w:t>개발자도구의 디바이스 모드(++ctrl+shift+m++)로 폰 없이 모바일 화면과 터치를 테스트할 수 있습니다.</w:t>
+        <w:rPr/>
+        <w:t>• 개발자도구의 디바이스 모드(Ctrl+Shift+M)로 폰 없이 모바일 화면과 터치를 테스트할 수 있습니다.</w:t>
       </w:r>
     </w:p>
     <w:p>

--- a/최종교재/27장_모바일_대응.docx
+++ b/최종교재/27장_모바일_대응.docx
@@ -776,10 +776,9 @@
         <w:rPr>
           <w:b w:val="0"/>
           <w:i w:val="0"/>
-          <w:strike w:val="0"/>
-          <w:color w:val="000000"/>
-        </w:rPr>
-        <w:t>앱을 모바일에 대응시켜줘. 화면 폭 640px 이하일 때는 ① 사이드바가 지도를 옆으로 밀어내지 말고 position: absolute로 지도 위에 겹치게 하고, 폭은 화면의 84% 정도로 해줘. ② 겹쳐 있다는 게 보이도록 사이드바 오른쪽에 그림자를 넣어줘. ③ 상세 패널은 화면 아래쪽에 좌우로 넓게 붙여줘. HTML은 건드리지 말고 style.css의 미디어쿼리로만 해결해줘.</w:t>
+          <w:color w:val="000000"/>
+        </w:rPr>
+        <w:t>이 애플리케이션을 모바일 환경에서도 편리하게 사용할 수 있도록 화면 구조를 개선하여 주십시오. 화면 폭이 좁은 경우에는 사이드바가 지도를 밀어내지 않고 지도 위에 겹쳐서 보이도록 위치를 조정하고, 너비는 화면의 84퍼센트 정도가 되도록 설정하여 주십시오. 사이드바가 지도 위에 겹쳐 있음을 시각적으로 잘 알 수 있도록 사이드바의 오른쪽 가장자리에 그림자 효과를 추가하고, 장소 상세 정보 창은 화면 아래쪽에 넓게 펼쳐지도록 배치를 바꾸어 주십시오. HTML 구조는 전혀 변경하지 않고 스타일시트의 화면 크기별 조건 설정만으로 처리하여 주십시오.</w:t>
       </w:r>
     </w:p>
     <w:p>
@@ -1183,10 +1182,9 @@
         <w:rPr>
           <w:b w:val="0"/>
           <w:i w:val="0"/>
-          <w:strike w:val="0"/>
-          <w:color w:val="000000"/>
-        </w:rPr>
-        <w:t>사이드바 접기/펼치기를 만들어줘. ① 사이드바 헤더 오른쪽에 ◀ 접기 버튼, 지도 왼쪽 위에 ▶ 펼치기 버튼을 두고, 펼치기 버튼은 사이드바가 열려 있을 땐 숨겨줘. ② 접기는 sidebar에 collapsed 클래스를 붙이는 방식으로 하고, CSS 트랜지션으로 왼쪽으로 미끄러지듯 사라지게 해줘. ③ 모바일 미디어쿼리에서도 확실히 화면 밖으로 나가게 처리해줘.</w:t>
+          <w:color w:val="000000"/>
+        </w:rPr>
+        <w:t>화면 좌측에 있는 사이드바를 접고 펼칠 수 있는 기능을 추가하여 주십시오. 사이드바가 열려 있을 때에는 오른쪽에 접기 버튼을 보이게 하고, 반대로 숨겨져 있을 때에는 지도의 왼쪽 상단에 펼치기 버튼을 보이도록 배치하며, 상태에 따라 필요 없는 버튼은 숨겨주십시오. 버튼을 누르면 사이드바가 부드럽게 화면 밖으로 사라지거나 다시 나타나도록 애니메이션 효과를 함께 적용하며, 모바일 환경에서도 동일하게 정상 작동하도록 처리하여 주십시오.</w:t>
       </w:r>
     </w:p>
     <w:p>
@@ -2071,10 +2069,9 @@
         <w:rPr>
           <w:b w:val="0"/>
           <w:i w:val="0"/>
-          <w:strike w:val="0"/>
-          <w:color w:val="000000"/>
-        </w:rPr>
-        <w:t>사이드바를 접으면 지도가 넓어지는데, 새로 드러난 오른쪽 영역이 회색으로 비어 있어. 창 크기를 바꾸거나 지도를 드래그해야 그제야 채워져. 사이드바를 접거나 펼친 뒤에 지도가 새 크기에 맞게 다시 그려지도록 고쳐줘.</w:t>
+          <w:color w:val="000000"/>
+        </w:rPr>
+        <w:t>사이드바를 접으면 지도가 차지하는 공간이 넓어지는데, 새로 보이는 오른쪽 영역이 회색으로 빈 공간으로 보이는 현상이 발생합니다. 창의 크기를 조절하거나 지도를 움직여야만 비로소 해당 부분이 지도 내용으로 채워집니다. 사이드바를 접거나 펼친 직후에 지도가 새 크기에 맞추어 자동으로 다시 그려지도록 수정하여 주십시오.</w:t>
       </w:r>
     </w:p>
     <w:p>
